--- a/education/en/03_Assessment_Kit.docx
+++ b/education/en/03_Assessment_Kit.docx
@@ -407,18 +407,17 @@
         <w:jc w:val="start"/>
       </w:tblPr>
       <w:tblGrid>
-        <w:gridCol w:w="822"/>
-        <w:gridCol w:w="1511"/>
-        <w:gridCol w:w="7265"/>
+        <w:gridCol w:w="742"/>
+        <w:gridCol w:w="1302"/>
+        <w:gridCol w:w="7556"/>
       </w:tblGrid>
       <w:tr>
         <w:trPr>
           <w:tblHeader w:val="true"/>
-          <w:tblHeader/>
         </w:trPr>
         <w:tc>
           <w:tcPr>
-            <w:tcW w:w="822" w:type="dxa"/>
+            <w:tcW w:type="dxa" w:w="742"/>
             <w:shd w:val="clear" w:color="auto" w:fill="123A5C"/>
           </w:tcPr>
           <w:p>
@@ -438,7 +437,7 @@
         </w:tc>
         <w:tc>
           <w:tcPr>
-            <w:tcW w:w="1511" w:type="dxa"/>
+            <w:tcW w:type="dxa" w:w="1302"/>
             <w:shd w:val="clear" w:color="auto" w:fill="123A5C"/>
           </w:tcPr>
           <w:p>
@@ -458,7 +457,7 @@
         </w:tc>
         <w:tc>
           <w:tcPr>
-            <w:tcW w:w="7265" w:type="dxa"/>
+            <w:tcW w:type="dxa" w:w="7556"/>
             <w:shd w:val="clear" w:color="auto" w:fill="123A5C"/>
           </w:tcPr>
           <w:p>
@@ -480,7 +479,7 @@
       <w:tr>
         <w:tc>
           <w:tcPr>
-            <w:tcW w:w="822" w:type="dxa"/>
+            <w:tcW w:type="dxa" w:w="742"/>
           </w:tcPr>
           <w:p>
             <w:pPr>
@@ -495,7 +494,7 @@
         </w:tc>
         <w:tc>
           <w:tcPr>
-            <w:tcW w:w="1511" w:type="dxa"/>
+            <w:tcW w:type="dxa" w:w="1302"/>
           </w:tcPr>
           <w:p>
             <w:pPr>
@@ -510,7 +509,7 @@
         </w:tc>
         <w:tc>
           <w:tcPr>
-            <w:tcW w:w="7265" w:type="dxa"/>
+            <w:tcW w:type="dxa" w:w="7556"/>
           </w:tcPr>
           <w:p>
             <w:pPr>
@@ -527,7 +526,7 @@
       <w:tr>
         <w:tc>
           <w:tcPr>
-            <w:tcW w:w="822" w:type="dxa"/>
+            <w:tcW w:type="dxa" w:w="742"/>
           </w:tcPr>
           <w:p>
             <w:pPr>
@@ -542,7 +541,7 @@
         </w:tc>
         <w:tc>
           <w:tcPr>
-            <w:tcW w:w="1511" w:type="dxa"/>
+            <w:tcW w:type="dxa" w:w="1302"/>
           </w:tcPr>
           <w:p>
             <w:pPr>
@@ -557,7 +556,7 @@
         </w:tc>
         <w:tc>
           <w:tcPr>
-            <w:tcW w:w="7265" w:type="dxa"/>
+            <w:tcW w:type="dxa" w:w="7556"/>
           </w:tcPr>
           <w:p>
             <w:pPr>
@@ -574,7 +573,7 @@
       <w:tr>
         <w:tc>
           <w:tcPr>
-            <w:tcW w:w="822" w:type="dxa"/>
+            <w:tcW w:type="dxa" w:w="742"/>
           </w:tcPr>
           <w:p>
             <w:pPr>
@@ -589,7 +588,7 @@
         </w:tc>
         <w:tc>
           <w:tcPr>
-            <w:tcW w:w="1511" w:type="dxa"/>
+            <w:tcW w:type="dxa" w:w="1302"/>
           </w:tcPr>
           <w:p>
             <w:pPr>
@@ -604,7 +603,7 @@
         </w:tc>
         <w:tc>
           <w:tcPr>
-            <w:tcW w:w="7265" w:type="dxa"/>
+            <w:tcW w:type="dxa" w:w="7556"/>
           </w:tcPr>
           <w:p>
             <w:pPr>
@@ -621,7 +620,7 @@
       <w:tr>
         <w:tc>
           <w:tcPr>
-            <w:tcW w:w="822" w:type="dxa"/>
+            <w:tcW w:type="dxa" w:w="742"/>
           </w:tcPr>
           <w:p>
             <w:pPr>
@@ -636,7 +635,7 @@
         </w:tc>
         <w:tc>
           <w:tcPr>
-            <w:tcW w:w="1511" w:type="dxa"/>
+            <w:tcW w:type="dxa" w:w="1302"/>
           </w:tcPr>
           <w:p>
             <w:pPr>
@@ -651,7 +650,7 @@
         </w:tc>
         <w:tc>
           <w:tcPr>
-            <w:tcW w:w="7265" w:type="dxa"/>
+            <w:tcW w:type="dxa" w:w="7556"/>
           </w:tcPr>
           <w:p>
             <w:pPr>
@@ -668,7 +667,7 @@
       <w:tr>
         <w:tc>
           <w:tcPr>
-            <w:tcW w:w="822" w:type="dxa"/>
+            <w:tcW w:type="dxa" w:w="742"/>
           </w:tcPr>
           <w:p>
             <w:pPr>
@@ -683,7 +682,7 @@
         </w:tc>
         <w:tc>
           <w:tcPr>
-            <w:tcW w:w="1511" w:type="dxa"/>
+            <w:tcW w:type="dxa" w:w="1302"/>
           </w:tcPr>
           <w:p>
             <w:pPr>
@@ -698,7 +697,7 @@
         </w:tc>
         <w:tc>
           <w:tcPr>
-            <w:tcW w:w="7265" w:type="dxa"/>
+            <w:tcW w:type="dxa" w:w="7556"/>
           </w:tcPr>
           <w:p>
             <w:pPr>
@@ -715,7 +714,7 @@
       <w:tr>
         <w:tc>
           <w:tcPr>
-            <w:tcW w:w="822" w:type="dxa"/>
+            <w:tcW w:type="dxa" w:w="742"/>
           </w:tcPr>
           <w:p>
             <w:pPr>
@@ -730,7 +729,7 @@
         </w:tc>
         <w:tc>
           <w:tcPr>
-            <w:tcW w:w="1511" w:type="dxa"/>
+            <w:tcW w:type="dxa" w:w="1302"/>
           </w:tcPr>
           <w:p>
             <w:pPr>
@@ -745,7 +744,7 @@
         </w:tc>
         <w:tc>
           <w:tcPr>
-            <w:tcW w:w="7265" w:type="dxa"/>
+            <w:tcW w:type="dxa" w:w="7556"/>
           </w:tcPr>
           <w:p>
             <w:pPr>
@@ -762,7 +761,7 @@
       <w:tr>
         <w:tc>
           <w:tcPr>
-            <w:tcW w:w="822" w:type="dxa"/>
+            <w:tcW w:type="dxa" w:w="742"/>
           </w:tcPr>
           <w:p>
             <w:pPr>
@@ -777,7 +776,7 @@
         </w:tc>
         <w:tc>
           <w:tcPr>
-            <w:tcW w:w="1511" w:type="dxa"/>
+            <w:tcW w:type="dxa" w:w="1302"/>
           </w:tcPr>
           <w:p>
             <w:pPr>
@@ -792,7 +791,7 @@
         </w:tc>
         <w:tc>
           <w:tcPr>
-            <w:tcW w:w="7265" w:type="dxa"/>
+            <w:tcW w:type="dxa" w:w="7556"/>
           </w:tcPr>
           <w:p>
             <w:pPr>
@@ -809,7 +808,7 @@
       <w:tr>
         <w:tc>
           <w:tcPr>
-            <w:tcW w:w="822" w:type="dxa"/>
+            <w:tcW w:type="dxa" w:w="742"/>
           </w:tcPr>
           <w:p>
             <w:pPr>
@@ -824,7 +823,7 @@
         </w:tc>
         <w:tc>
           <w:tcPr>
-            <w:tcW w:w="1511" w:type="dxa"/>
+            <w:tcW w:type="dxa" w:w="1302"/>
           </w:tcPr>
           <w:p>
             <w:pPr>
@@ -839,7 +838,7 @@
         </w:tc>
         <w:tc>
           <w:tcPr>
-            <w:tcW w:w="7265" w:type="dxa"/>
+            <w:tcW w:type="dxa" w:w="7556"/>
           </w:tcPr>
           <w:p>
             <w:pPr>
@@ -856,7 +855,7 @@
       <w:tr>
         <w:tc>
           <w:tcPr>
-            <w:tcW w:w="822" w:type="dxa"/>
+            <w:tcW w:type="dxa" w:w="742"/>
           </w:tcPr>
           <w:p>
             <w:pPr>
@@ -871,7 +870,7 @@
         </w:tc>
         <w:tc>
           <w:tcPr>
-            <w:tcW w:w="1511" w:type="dxa"/>
+            <w:tcW w:type="dxa" w:w="1302"/>
           </w:tcPr>
           <w:p>
             <w:pPr>
@@ -886,7 +885,7 @@
         </w:tc>
         <w:tc>
           <w:tcPr>
-            <w:tcW w:w="7265" w:type="dxa"/>
+            <w:tcW w:type="dxa" w:w="7556"/>
           </w:tcPr>
           <w:p>
             <w:pPr>
@@ -903,7 +902,7 @@
       <w:tr>
         <w:tc>
           <w:tcPr>
-            <w:tcW w:w="822" w:type="dxa"/>
+            <w:tcW w:type="dxa" w:w="742"/>
           </w:tcPr>
           <w:p>
             <w:pPr>
@@ -918,7 +917,7 @@
         </w:tc>
         <w:tc>
           <w:tcPr>
-            <w:tcW w:w="1511" w:type="dxa"/>
+            <w:tcW w:type="dxa" w:w="1302"/>
           </w:tcPr>
           <w:p>
             <w:pPr>
@@ -933,7 +932,7 @@
         </w:tc>
         <w:tc>
           <w:tcPr>
-            <w:tcW w:w="7265" w:type="dxa"/>
+            <w:tcW w:type="dxa" w:w="7556"/>
           </w:tcPr>
           <w:p>
             <w:pPr>
@@ -950,7 +949,7 @@
       <w:tr>
         <w:tc>
           <w:tcPr>
-            <w:tcW w:w="822" w:type="dxa"/>
+            <w:tcW w:type="dxa" w:w="742"/>
           </w:tcPr>
           <w:p>
             <w:pPr>
@@ -965,7 +964,7 @@
         </w:tc>
         <w:tc>
           <w:tcPr>
-            <w:tcW w:w="1511" w:type="dxa"/>
+            <w:tcW w:type="dxa" w:w="1302"/>
           </w:tcPr>
           <w:p>
             <w:pPr>
@@ -980,7 +979,7 @@
         </w:tc>
         <w:tc>
           <w:tcPr>
-            <w:tcW w:w="7265" w:type="dxa"/>
+            <w:tcW w:type="dxa" w:w="7556"/>
           </w:tcPr>
           <w:p>
             <w:pPr>
@@ -1109,19 +1108,18 @@
         <w:jc w:val="start"/>
       </w:tblPr>
       <w:tblGrid>
-        <w:gridCol w:w="5040"/>
-        <w:gridCol w:w="1294"/>
-        <w:gridCol w:w="1294"/>
-        <w:gridCol w:w="1969"/>
+        <w:gridCol w:w="5861"/>
+        <w:gridCol w:w="1156"/>
+        <w:gridCol w:w="1156"/>
+        <w:gridCol w:w="1427"/>
       </w:tblGrid>
       <w:tr>
         <w:trPr>
           <w:tblHeader w:val="true"/>
-          <w:tblHeader/>
         </w:trPr>
         <w:tc>
           <w:tcPr>
-            <w:tcW w:w="5040" w:type="dxa"/>
+            <w:tcW w:type="dxa" w:w="5861"/>
             <w:shd w:val="clear" w:color="auto" w:fill="123A5C"/>
           </w:tcPr>
           <w:p>
@@ -1141,7 +1139,7 @@
         </w:tc>
         <w:tc>
           <w:tcPr>
-            <w:tcW w:w="1294" w:type="dxa"/>
+            <w:tcW w:type="dxa" w:w="1156"/>
             <w:shd w:val="clear" w:color="auto" w:fill="123A5C"/>
           </w:tcPr>
           <w:p>
@@ -1161,7 +1159,7 @@
         </w:tc>
         <w:tc>
           <w:tcPr>
-            <w:tcW w:w="1294" w:type="dxa"/>
+            <w:tcW w:type="dxa" w:w="1156"/>
             <w:shd w:val="clear" w:color="auto" w:fill="123A5C"/>
           </w:tcPr>
           <w:p>
@@ -1181,7 +1179,7 @@
         </w:tc>
         <w:tc>
           <w:tcPr>
-            <w:tcW w:w="1969" w:type="dxa"/>
+            <w:tcW w:type="dxa" w:w="1427"/>
             <w:shd w:val="clear" w:color="auto" w:fill="123A5C"/>
           </w:tcPr>
           <w:p>
@@ -1203,7 +1201,7 @@
       <w:tr>
         <w:tc>
           <w:tcPr>
-            <w:tcW w:w="5040" w:type="dxa"/>
+            <w:tcW w:type="dxa" w:w="5861"/>
           </w:tcPr>
           <w:p>
             <w:pPr>
@@ -1218,7 +1216,7 @@
         </w:tc>
         <w:tc>
           <w:tcPr>
-            <w:tcW w:w="1294" w:type="dxa"/>
+            <w:tcW w:type="dxa" w:w="1156"/>
           </w:tcPr>
           <w:p>
             <w:pPr>
@@ -1233,7 +1231,7 @@
         </w:tc>
         <w:tc>
           <w:tcPr>
-            <w:tcW w:w="1294" w:type="dxa"/>
+            <w:tcW w:type="dxa" w:w="1156"/>
           </w:tcPr>
           <w:p>
             <w:pPr>
@@ -1248,7 +1246,7 @@
         </w:tc>
         <w:tc>
           <w:tcPr>
-            <w:tcW w:w="1969" w:type="dxa"/>
+            <w:tcW w:type="dxa" w:w="1427"/>
           </w:tcPr>
           <w:p>
             <w:pPr>
@@ -1265,7 +1263,7 @@
       <w:tr>
         <w:tc>
           <w:tcPr>
-            <w:tcW w:w="5040" w:type="dxa"/>
+            <w:tcW w:type="dxa" w:w="5861"/>
           </w:tcPr>
           <w:p>
             <w:pPr>
@@ -1280,7 +1278,7 @@
         </w:tc>
         <w:tc>
           <w:tcPr>
-            <w:tcW w:w="1294" w:type="dxa"/>
+            <w:tcW w:type="dxa" w:w="1156"/>
           </w:tcPr>
           <w:p>
             <w:pPr>
@@ -1295,7 +1293,7 @@
         </w:tc>
         <w:tc>
           <w:tcPr>
-            <w:tcW w:w="1294" w:type="dxa"/>
+            <w:tcW w:type="dxa" w:w="1156"/>
           </w:tcPr>
           <w:p>
             <w:pPr>
@@ -1310,7 +1308,7 @@
         </w:tc>
         <w:tc>
           <w:tcPr>
-            <w:tcW w:w="1969" w:type="dxa"/>
+            <w:tcW w:type="dxa" w:w="1427"/>
           </w:tcPr>
           <w:p>
             <w:pPr>
@@ -1327,7 +1325,7 @@
       <w:tr>
         <w:tc>
           <w:tcPr>
-            <w:tcW w:w="5040" w:type="dxa"/>
+            <w:tcW w:type="dxa" w:w="5861"/>
           </w:tcPr>
           <w:p>
             <w:pPr>
@@ -1342,7 +1340,7 @@
         </w:tc>
         <w:tc>
           <w:tcPr>
-            <w:tcW w:w="1294" w:type="dxa"/>
+            <w:tcW w:type="dxa" w:w="1156"/>
           </w:tcPr>
           <w:p>
             <w:pPr>
@@ -1357,7 +1355,7 @@
         </w:tc>
         <w:tc>
           <w:tcPr>
-            <w:tcW w:w="1294" w:type="dxa"/>
+            <w:tcW w:type="dxa" w:w="1156"/>
           </w:tcPr>
           <w:p>
             <w:pPr>
@@ -1372,7 +1370,7 @@
         </w:tc>
         <w:tc>
           <w:tcPr>
-            <w:tcW w:w="1969" w:type="dxa"/>
+            <w:tcW w:type="dxa" w:w="1427"/>
           </w:tcPr>
           <w:p>
             <w:pPr>
@@ -1389,7 +1387,7 @@
       <w:tr>
         <w:tc>
           <w:tcPr>
-            <w:tcW w:w="5040" w:type="dxa"/>
+            <w:tcW w:type="dxa" w:w="5861"/>
           </w:tcPr>
           <w:p>
             <w:pPr>
@@ -1404,7 +1402,7 @@
         </w:tc>
         <w:tc>
           <w:tcPr>
-            <w:tcW w:w="1294" w:type="dxa"/>
+            <w:tcW w:type="dxa" w:w="1156"/>
           </w:tcPr>
           <w:p>
             <w:pPr>
@@ -1419,7 +1417,7 @@
         </w:tc>
         <w:tc>
           <w:tcPr>
-            <w:tcW w:w="1294" w:type="dxa"/>
+            <w:tcW w:type="dxa" w:w="1156"/>
           </w:tcPr>
           <w:p>
             <w:pPr>
@@ -1434,7 +1432,7 @@
         </w:tc>
         <w:tc>
           <w:tcPr>
-            <w:tcW w:w="1969" w:type="dxa"/>
+            <w:tcW w:type="dxa" w:w="1427"/>
           </w:tcPr>
           <w:p>
             <w:pPr>
@@ -1451,7 +1449,7 @@
       <w:tr>
         <w:tc>
           <w:tcPr>
-            <w:tcW w:w="5040" w:type="dxa"/>
+            <w:tcW w:type="dxa" w:w="5861"/>
           </w:tcPr>
           <w:p>
             <w:pPr>
@@ -1466,7 +1464,7 @@
         </w:tc>
         <w:tc>
           <w:tcPr>
-            <w:tcW w:w="1294" w:type="dxa"/>
+            <w:tcW w:type="dxa" w:w="1156"/>
           </w:tcPr>
           <w:p>
             <w:pPr>
@@ -1481,7 +1479,7 @@
         </w:tc>
         <w:tc>
           <w:tcPr>
-            <w:tcW w:w="1294" w:type="dxa"/>
+            <w:tcW w:type="dxa" w:w="1156"/>
           </w:tcPr>
           <w:p>
             <w:pPr>
@@ -1496,7 +1494,7 @@
         </w:tc>
         <w:tc>
           <w:tcPr>
-            <w:tcW w:w="1969" w:type="dxa"/>
+            <w:tcW w:type="dxa" w:w="1427"/>
           </w:tcPr>
           <w:p>
             <w:pPr>
@@ -1513,7 +1511,7 @@
       <w:tr>
         <w:tc>
           <w:tcPr>
-            <w:tcW w:w="5040" w:type="dxa"/>
+            <w:tcW w:type="dxa" w:w="5861"/>
           </w:tcPr>
           <w:p>
             <w:pPr>
@@ -1528,7 +1526,7 @@
         </w:tc>
         <w:tc>
           <w:tcPr>
-            <w:tcW w:w="1294" w:type="dxa"/>
+            <w:tcW w:type="dxa" w:w="1156"/>
           </w:tcPr>
           <w:p>
             <w:pPr>
@@ -1543,7 +1541,7 @@
         </w:tc>
         <w:tc>
           <w:tcPr>
-            <w:tcW w:w="1294" w:type="dxa"/>
+            <w:tcW w:type="dxa" w:w="1156"/>
           </w:tcPr>
           <w:p>
             <w:pPr>
@@ -1558,7 +1556,7 @@
         </w:tc>
         <w:tc>
           <w:tcPr>
-            <w:tcW w:w="1969" w:type="dxa"/>
+            <w:tcW w:type="dxa" w:w="1427"/>
           </w:tcPr>
           <w:p>
             <w:pPr>
@@ -1575,7 +1573,7 @@
       <w:tr>
         <w:tc>
           <w:tcPr>
-            <w:tcW w:w="5040" w:type="dxa"/>
+            <w:tcW w:type="dxa" w:w="5861"/>
           </w:tcPr>
           <w:p>
             <w:pPr>
@@ -1594,29 +1592,29 @@
         </w:tc>
         <w:tc>
           <w:tcPr>
-            <w:tcW w:w="1294" w:type="dxa"/>
-          </w:tcPr>
-          <w:p>
-            <w:pPr>
-              <w:pStyle w:val="Compact"/>
-              <w:spacing w:after="40" w:before="20"/>
-            </w:pPr>
-          </w:p>
-        </w:tc>
-        <w:tc>
-          <w:tcPr>
-            <w:tcW w:w="1294" w:type="dxa"/>
-          </w:tcPr>
-          <w:p>
-            <w:pPr>
-              <w:pStyle w:val="Compact"/>
-              <w:spacing w:after="40" w:before="20"/>
-            </w:pPr>
-          </w:p>
-        </w:tc>
-        <w:tc>
-          <w:tcPr>
-            <w:tcW w:w="1969" w:type="dxa"/>
+            <w:tcW w:type="dxa" w:w="1156"/>
+          </w:tcPr>
+          <w:p>
+            <w:pPr>
+              <w:pStyle w:val="Compact"/>
+              <w:spacing w:after="40" w:before="20"/>
+            </w:pPr>
+          </w:p>
+        </w:tc>
+        <w:tc>
+          <w:tcPr>
+            <w:tcW w:type="dxa" w:w="1156"/>
+          </w:tcPr>
+          <w:p>
+            <w:pPr>
+              <w:pStyle w:val="Compact"/>
+              <w:spacing w:after="40" w:before="20"/>
+            </w:pPr>
+          </w:p>
+        </w:tc>
+        <w:tc>
+          <w:tcPr>
+            <w:tcW w:type="dxa" w:w="1427"/>
           </w:tcPr>
           <w:p>
             <w:pPr>
@@ -1681,18 +1679,17 @@
         <w:jc w:val="start"/>
       </w:tblPr>
       <w:tblGrid>
-        <w:gridCol w:w="704"/>
-        <w:gridCol w:w="2175"/>
-        <w:gridCol w:w="6720"/>
+        <w:gridCol w:w="576"/>
+        <w:gridCol w:w="2112"/>
+        <w:gridCol w:w="6912"/>
       </w:tblGrid>
       <w:tr>
         <w:trPr>
           <w:tblHeader w:val="true"/>
-          <w:tblHeader/>
         </w:trPr>
         <w:tc>
           <w:tcPr>
-            <w:tcW w:w="704" w:type="dxa"/>
+            <w:tcW w:type="dxa" w:w="576"/>
             <w:shd w:val="clear" w:color="auto" w:fill="123A5C"/>
           </w:tcPr>
           <w:p>
@@ -1712,7 +1709,7 @@
         </w:tc>
         <w:tc>
           <w:tcPr>
-            <w:tcW w:w="2175" w:type="dxa"/>
+            <w:tcW w:type="dxa" w:w="2112"/>
             <w:shd w:val="clear" w:color="auto" w:fill="123A5C"/>
           </w:tcPr>
           <w:p>
@@ -1732,7 +1729,7 @@
         </w:tc>
         <w:tc>
           <w:tcPr>
-            <w:tcW w:w="6720" w:type="dxa"/>
+            <w:tcW w:type="dxa" w:w="6912"/>
             <w:shd w:val="clear" w:color="auto" w:fill="123A5C"/>
           </w:tcPr>
           <w:p>
@@ -1754,7 +1751,7 @@
       <w:tr>
         <w:tc>
           <w:tcPr>
-            <w:tcW w:w="704" w:type="dxa"/>
+            <w:tcW w:type="dxa" w:w="576"/>
           </w:tcPr>
           <w:p>
             <w:pPr>
@@ -1769,7 +1766,7 @@
         </w:tc>
         <w:tc>
           <w:tcPr>
-            <w:tcW w:w="2175" w:type="dxa"/>
+            <w:tcW w:type="dxa" w:w="2112"/>
           </w:tcPr>
           <w:p>
             <w:pPr>
@@ -1784,7 +1781,7 @@
         </w:tc>
         <w:tc>
           <w:tcPr>
-            <w:tcW w:w="6720" w:type="dxa"/>
+            <w:tcW w:type="dxa" w:w="6912"/>
           </w:tcPr>
           <w:p>
             <w:pPr>
@@ -1801,7 +1798,7 @@
       <w:tr>
         <w:tc>
           <w:tcPr>
-            <w:tcW w:w="704" w:type="dxa"/>
+            <w:tcW w:type="dxa" w:w="576"/>
           </w:tcPr>
           <w:p>
             <w:pPr>
@@ -1816,7 +1813,7 @@
         </w:tc>
         <w:tc>
           <w:tcPr>
-            <w:tcW w:w="2175" w:type="dxa"/>
+            <w:tcW w:type="dxa" w:w="2112"/>
           </w:tcPr>
           <w:p>
             <w:pPr>
@@ -1831,7 +1828,7 @@
         </w:tc>
         <w:tc>
           <w:tcPr>
-            <w:tcW w:w="6720" w:type="dxa"/>
+            <w:tcW w:type="dxa" w:w="6912"/>
           </w:tcPr>
           <w:p>
             <w:pPr>
@@ -1848,7 +1845,7 @@
       <w:tr>
         <w:tc>
           <w:tcPr>
-            <w:tcW w:w="704" w:type="dxa"/>
+            <w:tcW w:type="dxa" w:w="576"/>
           </w:tcPr>
           <w:p>
             <w:pPr>
@@ -1863,7 +1860,7 @@
         </w:tc>
         <w:tc>
           <w:tcPr>
-            <w:tcW w:w="2175" w:type="dxa"/>
+            <w:tcW w:type="dxa" w:w="2112"/>
           </w:tcPr>
           <w:p>
             <w:pPr>
@@ -1878,7 +1875,7 @@
         </w:tc>
         <w:tc>
           <w:tcPr>
-            <w:tcW w:w="6720" w:type="dxa"/>
+            <w:tcW w:type="dxa" w:w="6912"/>
           </w:tcPr>
           <w:p>
             <w:pPr>
@@ -1895,7 +1892,7 @@
       <w:tr>
         <w:tc>
           <w:tcPr>
-            <w:tcW w:w="704" w:type="dxa"/>
+            <w:tcW w:type="dxa" w:w="576"/>
           </w:tcPr>
           <w:p>
             <w:pPr>
@@ -1910,7 +1907,7 @@
         </w:tc>
         <w:tc>
           <w:tcPr>
-            <w:tcW w:w="2175" w:type="dxa"/>
+            <w:tcW w:type="dxa" w:w="2112"/>
           </w:tcPr>
           <w:p>
             <w:pPr>
@@ -1925,7 +1922,7 @@
         </w:tc>
         <w:tc>
           <w:tcPr>
-            <w:tcW w:w="6720" w:type="dxa"/>
+            <w:tcW w:type="dxa" w:w="6912"/>
           </w:tcPr>
           <w:p>
             <w:pPr>
@@ -1942,7 +1939,7 @@
       <w:tr>
         <w:tc>
           <w:tcPr>
-            <w:tcW w:w="704" w:type="dxa"/>
+            <w:tcW w:type="dxa" w:w="576"/>
           </w:tcPr>
           <w:p>
             <w:pPr>
@@ -1957,7 +1954,7 @@
         </w:tc>
         <w:tc>
           <w:tcPr>
-            <w:tcW w:w="2175" w:type="dxa"/>
+            <w:tcW w:type="dxa" w:w="2112"/>
           </w:tcPr>
           <w:p>
             <w:pPr>
@@ -1972,7 +1969,7 @@
         </w:tc>
         <w:tc>
           <w:tcPr>
-            <w:tcW w:w="6720" w:type="dxa"/>
+            <w:tcW w:type="dxa" w:w="6912"/>
           </w:tcPr>
           <w:p>
             <w:pPr>
@@ -1989,7 +1986,7 @@
       <w:tr>
         <w:tc>
           <w:tcPr>
-            <w:tcW w:w="704" w:type="dxa"/>
+            <w:tcW w:type="dxa" w:w="576"/>
           </w:tcPr>
           <w:p>
             <w:pPr>
@@ -2004,7 +2001,7 @@
         </w:tc>
         <w:tc>
           <w:tcPr>
-            <w:tcW w:w="2175" w:type="dxa"/>
+            <w:tcW w:type="dxa" w:w="2112"/>
           </w:tcPr>
           <w:p>
             <w:pPr>
@@ -2019,7 +2016,7 @@
         </w:tc>
         <w:tc>
           <w:tcPr>
-            <w:tcW w:w="6720" w:type="dxa"/>
+            <w:tcW w:type="dxa" w:w="6912"/>
           </w:tcPr>
           <w:p>
             <w:pPr>
@@ -2380,20 +2377,19 @@
         <w:jc w:val="start"/>
       </w:tblPr>
       <w:tblGrid>
-        <w:gridCol w:w="1775"/>
-        <w:gridCol w:w="830"/>
-        <w:gridCol w:w="3444"/>
-        <w:gridCol w:w="1672"/>
-        <w:gridCol w:w="1877"/>
+        <w:gridCol w:w="1224"/>
+        <w:gridCol w:w="236"/>
+        <w:gridCol w:w="3980"/>
+        <w:gridCol w:w="2098"/>
+        <w:gridCol w:w="2062"/>
       </w:tblGrid>
       <w:tr>
         <w:trPr>
           <w:tblHeader w:val="true"/>
-          <w:tblHeader/>
         </w:trPr>
         <w:tc>
           <w:tcPr>
-            <w:tcW w:w="1775" w:type="dxa"/>
+            <w:tcW w:type="dxa" w:w="1224"/>
             <w:shd w:val="clear" w:color="auto" w:fill="123A5C"/>
           </w:tcPr>
           <w:p>
@@ -2413,7 +2409,7 @@
         </w:tc>
         <w:tc>
           <w:tcPr>
-            <w:tcW w:w="830" w:type="dxa"/>
+            <w:tcW w:type="dxa" w:w="236"/>
             <w:shd w:val="clear" w:color="auto" w:fill="123A5C"/>
           </w:tcPr>
           <w:p>
@@ -2433,7 +2429,7 @@
         </w:tc>
         <w:tc>
           <w:tcPr>
-            <w:tcW w:w="3444" w:type="dxa"/>
+            <w:tcW w:type="dxa" w:w="3980"/>
             <w:shd w:val="clear" w:color="auto" w:fill="123A5C"/>
           </w:tcPr>
           <w:p>
@@ -2453,7 +2449,7 @@
         </w:tc>
         <w:tc>
           <w:tcPr>
-            <w:tcW w:w="1672" w:type="dxa"/>
+            <w:tcW w:type="dxa" w:w="2098"/>
             <w:shd w:val="clear" w:color="auto" w:fill="123A5C"/>
           </w:tcPr>
           <w:p>
@@ -2473,7 +2469,7 @@
         </w:tc>
         <w:tc>
           <w:tcPr>
-            <w:tcW w:w="1877" w:type="dxa"/>
+            <w:tcW w:type="dxa" w:w="2062"/>
             <w:shd w:val="clear" w:color="auto" w:fill="123A5C"/>
           </w:tcPr>
           <w:p>
@@ -2495,7 +2491,7 @@
       <w:tr>
         <w:tc>
           <w:tcPr>
-            <w:tcW w:w="1775" w:type="dxa"/>
+            <w:tcW w:type="dxa" w:w="1224"/>
           </w:tcPr>
           <w:p>
             <w:pPr>
@@ -2514,7 +2510,7 @@
         </w:tc>
         <w:tc>
           <w:tcPr>
-            <w:tcW w:w="830" w:type="dxa"/>
+            <w:tcW w:type="dxa" w:w="236"/>
           </w:tcPr>
           <w:p>
             <w:pPr>
@@ -2529,7 +2525,7 @@
         </w:tc>
         <w:tc>
           <w:tcPr>
-            <w:tcW w:w="3444" w:type="dxa"/>
+            <w:tcW w:type="dxa" w:w="3980"/>
           </w:tcPr>
           <w:p>
             <w:pPr>
@@ -2544,7 +2540,7 @@
         </w:tc>
         <w:tc>
           <w:tcPr>
-            <w:tcW w:w="1672" w:type="dxa"/>
+            <w:tcW w:type="dxa" w:w="2098"/>
           </w:tcPr>
           <w:p>
             <w:pPr>
@@ -2559,7 +2555,7 @@
         </w:tc>
         <w:tc>
           <w:tcPr>
-            <w:tcW w:w="1877" w:type="dxa"/>
+            <w:tcW w:type="dxa" w:w="2062"/>
           </w:tcPr>
           <w:p>
             <w:pPr>
@@ -2576,7 +2572,7 @@
       <w:tr>
         <w:tc>
           <w:tcPr>
-            <w:tcW w:w="1775" w:type="dxa"/>
+            <w:tcW w:type="dxa" w:w="1224"/>
           </w:tcPr>
           <w:p>
             <w:pPr>
@@ -2595,7 +2591,7 @@
         </w:tc>
         <w:tc>
           <w:tcPr>
-            <w:tcW w:w="830" w:type="dxa"/>
+            <w:tcW w:type="dxa" w:w="236"/>
           </w:tcPr>
           <w:p>
             <w:pPr>
@@ -2610,7 +2606,7 @@
         </w:tc>
         <w:tc>
           <w:tcPr>
-            <w:tcW w:w="3444" w:type="dxa"/>
+            <w:tcW w:type="dxa" w:w="3980"/>
           </w:tcPr>
           <w:p>
             <w:pPr>
@@ -2625,7 +2621,7 @@
         </w:tc>
         <w:tc>
           <w:tcPr>
-            <w:tcW w:w="1672" w:type="dxa"/>
+            <w:tcW w:type="dxa" w:w="2098"/>
           </w:tcPr>
           <w:p>
             <w:pPr>
@@ -2640,7 +2636,7 @@
         </w:tc>
         <w:tc>
           <w:tcPr>
-            <w:tcW w:w="1877" w:type="dxa"/>
+            <w:tcW w:type="dxa" w:w="2062"/>
           </w:tcPr>
           <w:p>
             <w:pPr>
@@ -2657,7 +2653,7 @@
       <w:tr>
         <w:tc>
           <w:tcPr>
-            <w:tcW w:w="1775" w:type="dxa"/>
+            <w:tcW w:type="dxa" w:w="1224"/>
           </w:tcPr>
           <w:p>
             <w:pPr>
@@ -2676,7 +2672,7 @@
         </w:tc>
         <w:tc>
           <w:tcPr>
-            <w:tcW w:w="830" w:type="dxa"/>
+            <w:tcW w:type="dxa" w:w="236"/>
           </w:tcPr>
           <w:p>
             <w:pPr>
@@ -2691,7 +2687,7 @@
         </w:tc>
         <w:tc>
           <w:tcPr>
-            <w:tcW w:w="3444" w:type="dxa"/>
+            <w:tcW w:type="dxa" w:w="3980"/>
           </w:tcPr>
           <w:p>
             <w:pPr>
@@ -2706,7 +2702,7 @@
         </w:tc>
         <w:tc>
           <w:tcPr>
-            <w:tcW w:w="1672" w:type="dxa"/>
+            <w:tcW w:type="dxa" w:w="2098"/>
           </w:tcPr>
           <w:p>
             <w:pPr>
@@ -2721,7 +2717,7 @@
         </w:tc>
         <w:tc>
           <w:tcPr>
-            <w:tcW w:w="1877" w:type="dxa"/>
+            <w:tcW w:type="dxa" w:w="2062"/>
           </w:tcPr>
           <w:p>
             <w:pPr>
@@ -2738,7 +2734,7 @@
       <w:tr>
         <w:tc>
           <w:tcPr>
-            <w:tcW w:w="1775" w:type="dxa"/>
+            <w:tcW w:type="dxa" w:w="1224"/>
           </w:tcPr>
           <w:p>
             <w:pPr>
@@ -2757,7 +2753,7 @@
         </w:tc>
         <w:tc>
           <w:tcPr>
-            <w:tcW w:w="830" w:type="dxa"/>
+            <w:tcW w:type="dxa" w:w="236"/>
           </w:tcPr>
           <w:p>
             <w:pPr>
@@ -2772,7 +2768,7 @@
         </w:tc>
         <w:tc>
           <w:tcPr>
-            <w:tcW w:w="3444" w:type="dxa"/>
+            <w:tcW w:type="dxa" w:w="3980"/>
           </w:tcPr>
           <w:p>
             <w:pPr>
@@ -2787,7 +2783,7 @@
         </w:tc>
         <w:tc>
           <w:tcPr>
-            <w:tcW w:w="1672" w:type="dxa"/>
+            <w:tcW w:type="dxa" w:w="2098"/>
           </w:tcPr>
           <w:p>
             <w:pPr>
@@ -2802,7 +2798,7 @@
         </w:tc>
         <w:tc>
           <w:tcPr>
-            <w:tcW w:w="1877" w:type="dxa"/>
+            <w:tcW w:type="dxa" w:w="2062"/>
           </w:tcPr>
           <w:p>
             <w:pPr>
@@ -2819,7 +2815,7 @@
       <w:tr>
         <w:tc>
           <w:tcPr>
-            <w:tcW w:w="1775" w:type="dxa"/>
+            <w:tcW w:type="dxa" w:w="1224"/>
           </w:tcPr>
           <w:p>
             <w:pPr>
@@ -2838,7 +2834,7 @@
         </w:tc>
         <w:tc>
           <w:tcPr>
-            <w:tcW w:w="830" w:type="dxa"/>
+            <w:tcW w:type="dxa" w:w="236"/>
           </w:tcPr>
           <w:p>
             <w:pPr>
@@ -2853,7 +2849,7 @@
         </w:tc>
         <w:tc>
           <w:tcPr>
-            <w:tcW w:w="3444" w:type="dxa"/>
+            <w:tcW w:type="dxa" w:w="3980"/>
           </w:tcPr>
           <w:p>
             <w:pPr>
@@ -2868,7 +2864,7 @@
         </w:tc>
         <w:tc>
           <w:tcPr>
-            <w:tcW w:w="1672" w:type="dxa"/>
+            <w:tcW w:type="dxa" w:w="2098"/>
           </w:tcPr>
           <w:p>
             <w:pPr>
@@ -2883,7 +2879,7 @@
         </w:tc>
         <w:tc>
           <w:tcPr>
-            <w:tcW w:w="1877" w:type="dxa"/>
+            <w:tcW w:type="dxa" w:w="2062"/>
           </w:tcPr>
           <w:p>
             <w:pPr>
@@ -2900,7 +2896,7 @@
       <w:tr>
         <w:tc>
           <w:tcPr>
-            <w:tcW w:w="1775" w:type="dxa"/>
+            <w:tcW w:type="dxa" w:w="1224"/>
           </w:tcPr>
           <w:p>
             <w:pPr>
@@ -2919,7 +2915,7 @@
         </w:tc>
         <w:tc>
           <w:tcPr>
-            <w:tcW w:w="830" w:type="dxa"/>
+            <w:tcW w:type="dxa" w:w="236"/>
           </w:tcPr>
           <w:p>
             <w:pPr>
@@ -2934,7 +2930,7 @@
         </w:tc>
         <w:tc>
           <w:tcPr>
-            <w:tcW w:w="3444" w:type="dxa"/>
+            <w:tcW w:type="dxa" w:w="3980"/>
           </w:tcPr>
           <w:p>
             <w:pPr>
@@ -2949,7 +2945,7 @@
         </w:tc>
         <w:tc>
           <w:tcPr>
-            <w:tcW w:w="1672" w:type="dxa"/>
+            <w:tcW w:type="dxa" w:w="2098"/>
           </w:tcPr>
           <w:p>
             <w:pPr>
@@ -2964,7 +2960,7 @@
         </w:tc>
         <w:tc>
           <w:tcPr>
-            <w:tcW w:w="1877" w:type="dxa"/>
+            <w:tcW w:type="dxa" w:w="2062"/>
           </w:tcPr>
           <w:p>
             <w:pPr>
@@ -3079,7 +3075,43 @@
         <w:pStyle w:val="Compact"/>
       </w:pPr>
       <w:r>
-        <w:t xml:space="preserve">☐ The three markers appear where they belong; the title page, citations and AI statement are complete.</w:t>
+        <w:t xml:space="preserve">☐ The three markers (</w:t>
+      </w:r>
+      <w:r>
+        <w:rPr>
+          <w:bCs/>
+          <w:b/>
+        </w:rPr>
+        <w:t xml:space="preserve">Analytical estimate — validation required</w:t>
+      </w:r>
+      <w:r>
+        <w:t xml:space="preserve">,</w:t>
+      </w:r>
+      <w:r>
+        <w:t xml:space="preserve"> </w:t>
+      </w:r>
+      <w:r>
+        <w:rPr>
+          <w:bCs/>
+          <w:b/>
+        </w:rPr>
+        <w:t xml:space="preserve">Information gap — organizational validation required</w:t>
+      </w:r>
+      <w:r>
+        <w:t xml:space="preserve">,</w:t>
+      </w:r>
+      <w:r>
+        <w:t xml:space="preserve"> </w:t>
+      </w:r>
+      <w:r>
+        <w:rPr>
+          <w:bCs/>
+          <w:b/>
+        </w:rPr>
+        <w:t xml:space="preserve">Management decision required</w:t>
+      </w:r>
+      <w:r>
+        <w:t xml:space="preserve">) appear where they belong; the title page, citations and AI statement are complete.</w:t>
       </w:r>
     </w:p>
     <w:bookmarkEnd w:id="27"/>
@@ -3146,7 +3178,7 @@
         <w:pStyle w:val="Compact"/>
       </w:pPr>
       <w:r>
-        <w:t xml:space="preserve">The workbook does not validate inputs and its red cell highlighting on the Analyse sheet compares every scenario with a single cell. Compare estimated and tolerated risk numerically.</w:t>
+        <w:t xml:space="preserve">The workbook (v2-6) validates inputs and lists problems in its Checks column (AC); still read estimated and tolerated risk numerically rather than by cell colour, replace the 0.5 appetite placeholder, and keep each CVSS vector next to its score.</w:t>
       </w:r>
     </w:p>
     <w:p>
@@ -3267,18 +3299,17 @@
         <w:jc w:val="start"/>
       </w:tblPr>
       <w:tblGrid>
-        <w:gridCol w:w="1734"/>
-        <w:gridCol w:w="830"/>
-        <w:gridCol w:w="7035"/>
+        <w:gridCol w:w="1821"/>
+        <w:gridCol w:w="509"/>
+        <w:gridCol w:w="7270"/>
       </w:tblGrid>
       <w:tr>
         <w:trPr>
           <w:tblHeader w:val="true"/>
-          <w:tblHeader/>
         </w:trPr>
         <w:tc>
           <w:tcPr>
-            <w:tcW w:w="1734" w:type="dxa"/>
+            <w:tcW w:type="dxa" w:w="1821"/>
             <w:shd w:val="clear" w:color="auto" w:fill="123A5C"/>
           </w:tcPr>
           <w:p>
@@ -3298,7 +3329,7 @@
         </w:tc>
         <w:tc>
           <w:tcPr>
-            <w:tcW w:w="830" w:type="dxa"/>
+            <w:tcW w:type="dxa" w:w="509"/>
             <w:shd w:val="clear" w:color="auto" w:fill="123A5C"/>
           </w:tcPr>
           <w:p>
@@ -3318,7 +3349,7 @@
         </w:tc>
         <w:tc>
           <w:tcPr>
-            <w:tcW w:w="7035" w:type="dxa"/>
+            <w:tcW w:type="dxa" w:w="7270"/>
             <w:shd w:val="clear" w:color="auto" w:fill="123A5C"/>
           </w:tcPr>
           <w:p>
@@ -3340,7 +3371,7 @@
       <w:tr>
         <w:tc>
           <w:tcPr>
-            <w:tcW w:w="1734" w:type="dxa"/>
+            <w:tcW w:type="dxa" w:w="1821"/>
           </w:tcPr>
           <w:p>
             <w:pPr>
@@ -3355,7 +3386,7 @@
         </w:tc>
         <w:tc>
           <w:tcPr>
-            <w:tcW w:w="830" w:type="dxa"/>
+            <w:tcW w:type="dxa" w:w="509"/>
           </w:tcPr>
           <w:p>
             <w:pPr>
@@ -3370,7 +3401,7 @@
         </w:tc>
         <w:tc>
           <w:tcPr>
-            <w:tcW w:w="7035" w:type="dxa"/>
+            <w:tcW w:type="dxa" w:w="7270"/>
           </w:tcPr>
           <w:p>
             <w:pPr>
@@ -3420,7 +3451,7 @@
       <w:tr>
         <w:tc>
           <w:tcPr>
-            <w:tcW w:w="1734" w:type="dxa"/>
+            <w:tcW w:type="dxa" w:w="1821"/>
           </w:tcPr>
           <w:p>
             <w:pPr>
@@ -3435,7 +3466,7 @@
         </w:tc>
         <w:tc>
           <w:tcPr>
-            <w:tcW w:w="830" w:type="dxa"/>
+            <w:tcW w:type="dxa" w:w="509"/>
           </w:tcPr>
           <w:p>
             <w:pPr>
@@ -3450,7 +3481,7 @@
         </w:tc>
         <w:tc>
           <w:tcPr>
-            <w:tcW w:w="7035" w:type="dxa"/>
+            <w:tcW w:type="dxa" w:w="7270"/>
           </w:tcPr>
           <w:p>
             <w:pPr>
@@ -3467,7 +3498,7 @@
       <w:tr>
         <w:tc>
           <w:tcPr>
-            <w:tcW w:w="1734" w:type="dxa"/>
+            <w:tcW w:type="dxa" w:w="1821"/>
           </w:tcPr>
           <w:p>
             <w:pPr>
@@ -3482,7 +3513,7 @@
         </w:tc>
         <w:tc>
           <w:tcPr>
-            <w:tcW w:w="830" w:type="dxa"/>
+            <w:tcW w:type="dxa" w:w="509"/>
           </w:tcPr>
           <w:p>
             <w:pPr>
@@ -3497,7 +3528,7 @@
         </w:tc>
         <w:tc>
           <w:tcPr>
-            <w:tcW w:w="7035" w:type="dxa"/>
+            <w:tcW w:type="dxa" w:w="7270"/>
           </w:tcPr>
           <w:p>
             <w:pPr>
@@ -3514,7 +3545,7 @@
       <w:tr>
         <w:tc>
           <w:tcPr>
-            <w:tcW w:w="1734" w:type="dxa"/>
+            <w:tcW w:type="dxa" w:w="1821"/>
           </w:tcPr>
           <w:p>
             <w:pPr>
@@ -3529,7 +3560,7 @@
         </w:tc>
         <w:tc>
           <w:tcPr>
-            <w:tcW w:w="830" w:type="dxa"/>
+            <w:tcW w:type="dxa" w:w="509"/>
           </w:tcPr>
           <w:p>
             <w:pPr>
@@ -3544,7 +3575,7 @@
         </w:tc>
         <w:tc>
           <w:tcPr>
-            <w:tcW w:w="7035" w:type="dxa"/>
+            <w:tcW w:type="dxa" w:w="7270"/>
           </w:tcPr>
           <w:p>
             <w:pPr>
@@ -3561,7 +3592,7 @@
       <w:tr>
         <w:tc>
           <w:tcPr>
-            <w:tcW w:w="1734" w:type="dxa"/>
+            <w:tcW w:type="dxa" w:w="1821"/>
           </w:tcPr>
           <w:p>
             <w:pPr>
@@ -3576,7 +3607,7 @@
         </w:tc>
         <w:tc>
           <w:tcPr>
-            <w:tcW w:w="830" w:type="dxa"/>
+            <w:tcW w:type="dxa" w:w="509"/>
           </w:tcPr>
           <w:p>
             <w:pPr>
@@ -3591,7 +3622,7 @@
         </w:tc>
         <w:tc>
           <w:tcPr>
-            <w:tcW w:w="7035" w:type="dxa"/>
+            <w:tcW w:type="dxa" w:w="7270"/>
           </w:tcPr>
           <w:p>
             <w:pPr>
@@ -3637,7 +3668,7 @@
       <w:tr>
         <w:tc>
           <w:tcPr>
-            <w:tcW w:w="1734" w:type="dxa"/>
+            <w:tcW w:type="dxa" w:w="1821"/>
           </w:tcPr>
           <w:p>
             <w:pPr>
@@ -3652,7 +3683,7 @@
         </w:tc>
         <w:tc>
           <w:tcPr>
-            <w:tcW w:w="830" w:type="dxa"/>
+            <w:tcW w:type="dxa" w:w="509"/>
           </w:tcPr>
           <w:p>
             <w:pPr>
@@ -3667,7 +3698,7 @@
         </w:tc>
         <w:tc>
           <w:tcPr>
-            <w:tcW w:w="7035" w:type="dxa"/>
+            <w:tcW w:type="dxa" w:w="7270"/>
           </w:tcPr>
           <w:p>
             <w:pPr>
@@ -3684,7 +3715,7 @@
       <w:tr>
         <w:tc>
           <w:tcPr>
-            <w:tcW w:w="1734" w:type="dxa"/>
+            <w:tcW w:type="dxa" w:w="1821"/>
           </w:tcPr>
           <w:p>
             <w:pPr>
@@ -3699,7 +3730,7 @@
         </w:tc>
         <w:tc>
           <w:tcPr>
-            <w:tcW w:w="830" w:type="dxa"/>
+            <w:tcW w:type="dxa" w:w="509"/>
           </w:tcPr>
           <w:p>
             <w:pPr>
@@ -3714,7 +3745,7 @@
         </w:tc>
         <w:tc>
           <w:tcPr>
-            <w:tcW w:w="7035" w:type="dxa"/>
+            <w:tcW w:type="dxa" w:w="7270"/>
           </w:tcPr>
           <w:p>
             <w:pPr>
@@ -3731,7 +3762,7 @@
       <w:tr>
         <w:tc>
           <w:tcPr>
-            <w:tcW w:w="1734" w:type="dxa"/>
+            <w:tcW w:type="dxa" w:w="1821"/>
           </w:tcPr>
           <w:p>
             <w:pPr>
@@ -3746,7 +3777,7 @@
         </w:tc>
         <w:tc>
           <w:tcPr>
-            <w:tcW w:w="830" w:type="dxa"/>
+            <w:tcW w:type="dxa" w:w="509"/>
           </w:tcPr>
           <w:p>
             <w:pPr>
@@ -3761,7 +3792,7 @@
         </w:tc>
         <w:tc>
           <w:tcPr>
-            <w:tcW w:w="7035" w:type="dxa"/>
+            <w:tcW w:type="dxa" w:w="7270"/>
           </w:tcPr>
           <w:p>
             <w:pPr>
@@ -4192,18 +4223,17 @@
         <w:jc w:val="start"/>
       </w:tblPr>
       <w:tblGrid>
-        <w:gridCol w:w="1937"/>
-        <w:gridCol w:w="830"/>
-        <w:gridCol w:w="6832"/>
+        <w:gridCol w:w="1874"/>
+        <w:gridCol w:w="443"/>
+        <w:gridCol w:w="7283"/>
       </w:tblGrid>
       <w:tr>
         <w:trPr>
           <w:tblHeader w:val="true"/>
-          <w:tblHeader/>
         </w:trPr>
         <w:tc>
           <w:tcPr>
-            <w:tcW w:w="1937" w:type="dxa"/>
+            <w:tcW w:type="dxa" w:w="1874"/>
             <w:shd w:val="clear" w:color="auto" w:fill="123A5C"/>
           </w:tcPr>
           <w:p>
@@ -4223,7 +4253,7 @@
         </w:tc>
         <w:tc>
           <w:tcPr>
-            <w:tcW w:w="830" w:type="dxa"/>
+            <w:tcW w:type="dxa" w:w="443"/>
             <w:shd w:val="clear" w:color="auto" w:fill="123A5C"/>
           </w:tcPr>
           <w:p>
@@ -4243,7 +4273,7 @@
         </w:tc>
         <w:tc>
           <w:tcPr>
-            <w:tcW w:w="6832" w:type="dxa"/>
+            <w:tcW w:type="dxa" w:w="7283"/>
             <w:shd w:val="clear" w:color="auto" w:fill="123A5C"/>
           </w:tcPr>
           <w:p>
@@ -4265,7 +4295,7 @@
       <w:tr>
         <w:tc>
           <w:tcPr>
-            <w:tcW w:w="1937" w:type="dxa"/>
+            <w:tcW w:type="dxa" w:w="1874"/>
           </w:tcPr>
           <w:p>
             <w:pPr>
@@ -4280,7 +4310,7 @@
         </w:tc>
         <w:tc>
           <w:tcPr>
-            <w:tcW w:w="830" w:type="dxa"/>
+            <w:tcW w:type="dxa" w:w="443"/>
           </w:tcPr>
           <w:p>
             <w:pPr>
@@ -4295,7 +4325,7 @@
         </w:tc>
         <w:tc>
           <w:tcPr>
-            <w:tcW w:w="6832" w:type="dxa"/>
+            <w:tcW w:type="dxa" w:w="7283"/>
           </w:tcPr>
           <w:p>
             <w:pPr>
@@ -4312,7 +4342,7 @@
       <w:tr>
         <w:tc>
           <w:tcPr>
-            <w:tcW w:w="1937" w:type="dxa"/>
+            <w:tcW w:type="dxa" w:w="1874"/>
           </w:tcPr>
           <w:p>
             <w:pPr>
@@ -4327,7 +4357,7 @@
         </w:tc>
         <w:tc>
           <w:tcPr>
-            <w:tcW w:w="830" w:type="dxa"/>
+            <w:tcW w:type="dxa" w:w="443"/>
           </w:tcPr>
           <w:p>
             <w:pPr>
@@ -4342,7 +4372,7 @@
         </w:tc>
         <w:tc>
           <w:tcPr>
-            <w:tcW w:w="6832" w:type="dxa"/>
+            <w:tcW w:type="dxa" w:w="7283"/>
           </w:tcPr>
           <w:p>
             <w:pPr>
@@ -4359,7 +4389,7 @@
       <w:tr>
         <w:tc>
           <w:tcPr>
-            <w:tcW w:w="1937" w:type="dxa"/>
+            <w:tcW w:type="dxa" w:w="1874"/>
           </w:tcPr>
           <w:p>
             <w:pPr>
@@ -4374,7 +4404,7 @@
         </w:tc>
         <w:tc>
           <w:tcPr>
-            <w:tcW w:w="830" w:type="dxa"/>
+            <w:tcW w:type="dxa" w:w="443"/>
           </w:tcPr>
           <w:p>
             <w:pPr>
@@ -4389,7 +4419,7 @@
         </w:tc>
         <w:tc>
           <w:tcPr>
-            <w:tcW w:w="6832" w:type="dxa"/>
+            <w:tcW w:type="dxa" w:w="7283"/>
           </w:tcPr>
           <w:p>
             <w:pPr>
@@ -4406,7 +4436,7 @@
       <w:tr>
         <w:tc>
           <w:tcPr>
-            <w:tcW w:w="1937" w:type="dxa"/>
+            <w:tcW w:type="dxa" w:w="1874"/>
           </w:tcPr>
           <w:p>
             <w:pPr>
@@ -4421,7 +4451,7 @@
         </w:tc>
         <w:tc>
           <w:tcPr>
-            <w:tcW w:w="830" w:type="dxa"/>
+            <w:tcW w:type="dxa" w:w="443"/>
           </w:tcPr>
           <w:p>
             <w:pPr>
@@ -4436,7 +4466,7 @@
         </w:tc>
         <w:tc>
           <w:tcPr>
-            <w:tcW w:w="6832" w:type="dxa"/>
+            <w:tcW w:type="dxa" w:w="7283"/>
           </w:tcPr>
           <w:p>
             <w:pPr>
@@ -4453,7 +4483,7 @@
       <w:tr>
         <w:tc>
           <w:tcPr>
-            <w:tcW w:w="1937" w:type="dxa"/>
+            <w:tcW w:type="dxa" w:w="1874"/>
           </w:tcPr>
           <w:p>
             <w:pPr>
@@ -4468,7 +4498,7 @@
         </w:tc>
         <w:tc>
           <w:tcPr>
-            <w:tcW w:w="830" w:type="dxa"/>
+            <w:tcW w:type="dxa" w:w="443"/>
           </w:tcPr>
           <w:p>
             <w:pPr>
@@ -4483,7 +4513,7 @@
         </w:tc>
         <w:tc>
           <w:tcPr>
-            <w:tcW w:w="6832" w:type="dxa"/>
+            <w:tcW w:type="dxa" w:w="7283"/>
           </w:tcPr>
           <w:p>
             <w:pPr>
@@ -4500,7 +4530,7 @@
       <w:tr>
         <w:tc>
           <w:tcPr>
-            <w:tcW w:w="1937" w:type="dxa"/>
+            <w:tcW w:type="dxa" w:w="1874"/>
           </w:tcPr>
           <w:p>
             <w:pPr>
@@ -4515,7 +4545,7 @@
         </w:tc>
         <w:tc>
           <w:tcPr>
-            <w:tcW w:w="830" w:type="dxa"/>
+            <w:tcW w:type="dxa" w:w="443"/>
           </w:tcPr>
           <w:p>
             <w:pPr>
@@ -4530,7 +4560,7 @@
         </w:tc>
         <w:tc>
           <w:tcPr>
-            <w:tcW w:w="6832" w:type="dxa"/>
+            <w:tcW w:type="dxa" w:w="7283"/>
           </w:tcPr>
           <w:p>
             <w:pPr>
@@ -4547,7 +4577,7 @@
       <w:tr>
         <w:tc>
           <w:tcPr>
-            <w:tcW w:w="1937" w:type="dxa"/>
+            <w:tcW w:type="dxa" w:w="1874"/>
           </w:tcPr>
           <w:p>
             <w:pPr>
@@ -4562,7 +4592,7 @@
         </w:tc>
         <w:tc>
           <w:tcPr>
-            <w:tcW w:w="830" w:type="dxa"/>
+            <w:tcW w:type="dxa" w:w="443"/>
           </w:tcPr>
           <w:p>
             <w:pPr>
@@ -4577,7 +4607,7 @@
         </w:tc>
         <w:tc>
           <w:tcPr>
-            <w:tcW w:w="6832" w:type="dxa"/>
+            <w:tcW w:type="dxa" w:w="7283"/>
           </w:tcPr>
           <w:p>
             <w:pPr>
@@ -4859,17 +4889,16 @@
         <w:jc w:val="start"/>
       </w:tblPr>
       <w:tblGrid>
-        <w:gridCol w:w="7613"/>
-        <w:gridCol w:w="1986"/>
+        <w:gridCol w:w="7980"/>
+        <w:gridCol w:w="1620"/>
       </w:tblGrid>
       <w:tr>
         <w:trPr>
           <w:tblHeader w:val="true"/>
-          <w:tblHeader/>
         </w:trPr>
         <w:tc>
           <w:tcPr>
-            <w:tcW w:w="7613" w:type="dxa"/>
+            <w:tcW w:type="dxa" w:w="7980"/>
             <w:shd w:val="clear" w:color="auto" w:fill="123A5C"/>
           </w:tcPr>
           <w:p>
@@ -4889,7 +4918,7 @@
         </w:tc>
         <w:tc>
           <w:tcPr>
-            <w:tcW w:w="1986" w:type="dxa"/>
+            <w:tcW w:type="dxa" w:w="1620"/>
             <w:shd w:val="clear" w:color="auto" w:fill="123A5C"/>
           </w:tcPr>
           <w:p>
@@ -4911,7 +4940,7 @@
       <w:tr>
         <w:tc>
           <w:tcPr>
-            <w:tcW w:w="7613" w:type="dxa"/>
+            <w:tcW w:type="dxa" w:w="7980"/>
           </w:tcPr>
           <w:p>
             <w:pPr>
@@ -4926,7 +4955,7 @@
         </w:tc>
         <w:tc>
           <w:tcPr>
-            <w:tcW w:w="1986" w:type="dxa"/>
+            <w:tcW w:type="dxa" w:w="1620"/>
           </w:tcPr>
           <w:p>
             <w:pPr>
@@ -4943,7 +4972,7 @@
       <w:tr>
         <w:tc>
           <w:tcPr>
-            <w:tcW w:w="7613" w:type="dxa"/>
+            <w:tcW w:type="dxa" w:w="7980"/>
           </w:tcPr>
           <w:p>
             <w:pPr>
@@ -4958,7 +4987,7 @@
         </w:tc>
         <w:tc>
           <w:tcPr>
-            <w:tcW w:w="1986" w:type="dxa"/>
+            <w:tcW w:type="dxa" w:w="1620"/>
           </w:tcPr>
           <w:p>
             <w:pPr>
@@ -4975,7 +5004,7 @@
       <w:tr>
         <w:tc>
           <w:tcPr>
-            <w:tcW w:w="7613" w:type="dxa"/>
+            <w:tcW w:type="dxa" w:w="7980"/>
           </w:tcPr>
           <w:p>
             <w:pPr>
@@ -4990,7 +5019,7 @@
         </w:tc>
         <w:tc>
           <w:tcPr>
-            <w:tcW w:w="1986" w:type="dxa"/>
+            <w:tcW w:type="dxa" w:w="1620"/>
           </w:tcPr>
           <w:p>
             <w:pPr>
@@ -5007,7 +5036,7 @@
       <w:tr>
         <w:tc>
           <w:tcPr>
-            <w:tcW w:w="7613" w:type="dxa"/>
+            <w:tcW w:type="dxa" w:w="7980"/>
           </w:tcPr>
           <w:p>
             <w:pPr>
@@ -5022,7 +5051,7 @@
         </w:tc>
         <w:tc>
           <w:tcPr>
-            <w:tcW w:w="1986" w:type="dxa"/>
+            <w:tcW w:type="dxa" w:w="1620"/>
           </w:tcPr>
           <w:p>
             <w:pPr>
@@ -5158,20 +5187,19 @@
         <w:jc w:val="start"/>
       </w:tblPr>
       <w:tblGrid>
-        <w:gridCol w:w="1419"/>
-        <w:gridCol w:w="2467"/>
-        <w:gridCol w:w="1966"/>
-        <w:gridCol w:w="1608"/>
-        <w:gridCol w:w="2138"/>
+        <w:gridCol w:w="1293"/>
+        <w:gridCol w:w="2324"/>
+        <w:gridCol w:w="2102"/>
+        <w:gridCol w:w="1455"/>
+        <w:gridCol w:w="2426"/>
       </w:tblGrid>
       <w:tr>
         <w:trPr>
           <w:tblHeader w:val="true"/>
-          <w:tblHeader/>
         </w:trPr>
         <w:tc>
           <w:tcPr>
-            <w:tcW w:w="1419" w:type="dxa"/>
+            <w:tcW w:type="dxa" w:w="1293"/>
             <w:shd w:val="clear" w:color="auto" w:fill="123A5C"/>
           </w:tcPr>
           <w:p>
@@ -5191,7 +5219,7 @@
         </w:tc>
         <w:tc>
           <w:tcPr>
-            <w:tcW w:w="2467" w:type="dxa"/>
+            <w:tcW w:type="dxa" w:w="2324"/>
             <w:shd w:val="clear" w:color="auto" w:fill="123A5C"/>
           </w:tcPr>
           <w:p>
@@ -5211,7 +5239,7 @@
         </w:tc>
         <w:tc>
           <w:tcPr>
-            <w:tcW w:w="1966" w:type="dxa"/>
+            <w:tcW w:type="dxa" w:w="2102"/>
             <w:shd w:val="clear" w:color="auto" w:fill="123A5C"/>
           </w:tcPr>
           <w:p>
@@ -5231,7 +5259,7 @@
         </w:tc>
         <w:tc>
           <w:tcPr>
-            <w:tcW w:w="1608" w:type="dxa"/>
+            <w:tcW w:type="dxa" w:w="1455"/>
             <w:shd w:val="clear" w:color="auto" w:fill="123A5C"/>
           </w:tcPr>
           <w:p>
@@ -5251,7 +5279,7 @@
         </w:tc>
         <w:tc>
           <w:tcPr>
-            <w:tcW w:w="2138" w:type="dxa"/>
+            <w:tcW w:type="dxa" w:w="2426"/>
             <w:shd w:val="clear" w:color="auto" w:fill="123A5C"/>
           </w:tcPr>
           <w:p>
@@ -5273,51 +5301,51 @@
       <w:tr>
         <w:tc>
           <w:tcPr>
-            <w:tcW w:w="1419" w:type="dxa"/>
-          </w:tcPr>
-          <w:p>
-            <w:pPr>
-              <w:pStyle w:val="Compact"/>
-              <w:spacing w:after="40" w:before="20"/>
-            </w:pPr>
-          </w:p>
-        </w:tc>
-        <w:tc>
-          <w:tcPr>
-            <w:tcW w:w="2467" w:type="dxa"/>
-          </w:tcPr>
-          <w:p>
-            <w:pPr>
-              <w:pStyle w:val="Compact"/>
-              <w:spacing w:after="40" w:before="20"/>
-            </w:pPr>
-          </w:p>
-        </w:tc>
-        <w:tc>
-          <w:tcPr>
-            <w:tcW w:w="1966" w:type="dxa"/>
-          </w:tcPr>
-          <w:p>
-            <w:pPr>
-              <w:pStyle w:val="Compact"/>
-              <w:spacing w:after="40" w:before="20"/>
-            </w:pPr>
-          </w:p>
-        </w:tc>
-        <w:tc>
-          <w:tcPr>
-            <w:tcW w:w="1608" w:type="dxa"/>
-          </w:tcPr>
-          <w:p>
-            <w:pPr>
-              <w:pStyle w:val="Compact"/>
-              <w:spacing w:after="40" w:before="20"/>
-            </w:pPr>
-          </w:p>
-        </w:tc>
-        <w:tc>
-          <w:tcPr>
-            <w:tcW w:w="2138" w:type="dxa"/>
+            <w:tcW w:type="dxa" w:w="1293"/>
+          </w:tcPr>
+          <w:p>
+            <w:pPr>
+              <w:pStyle w:val="Compact"/>
+              <w:spacing w:after="40" w:before="20"/>
+            </w:pPr>
+          </w:p>
+        </w:tc>
+        <w:tc>
+          <w:tcPr>
+            <w:tcW w:type="dxa" w:w="2324"/>
+          </w:tcPr>
+          <w:p>
+            <w:pPr>
+              <w:pStyle w:val="Compact"/>
+              <w:spacing w:after="40" w:before="20"/>
+            </w:pPr>
+          </w:p>
+        </w:tc>
+        <w:tc>
+          <w:tcPr>
+            <w:tcW w:type="dxa" w:w="2102"/>
+          </w:tcPr>
+          <w:p>
+            <w:pPr>
+              <w:pStyle w:val="Compact"/>
+              <w:spacing w:after="40" w:before="20"/>
+            </w:pPr>
+          </w:p>
+        </w:tc>
+        <w:tc>
+          <w:tcPr>
+            <w:tcW w:type="dxa" w:w="1455"/>
+          </w:tcPr>
+          <w:p>
+            <w:pPr>
+              <w:pStyle w:val="Compact"/>
+              <w:spacing w:after="40" w:before="20"/>
+            </w:pPr>
+          </w:p>
+        </w:tc>
+        <w:tc>
+          <w:tcPr>
+            <w:tcW w:type="dxa" w:w="2426"/>
           </w:tcPr>
           <w:p>
             <w:pPr>
@@ -5330,51 +5358,51 @@
       <w:tr>
         <w:tc>
           <w:tcPr>
-            <w:tcW w:w="1419" w:type="dxa"/>
-          </w:tcPr>
-          <w:p>
-            <w:pPr>
-              <w:pStyle w:val="Compact"/>
-              <w:spacing w:after="40" w:before="20"/>
-            </w:pPr>
-          </w:p>
-        </w:tc>
-        <w:tc>
-          <w:tcPr>
-            <w:tcW w:w="2467" w:type="dxa"/>
-          </w:tcPr>
-          <w:p>
-            <w:pPr>
-              <w:pStyle w:val="Compact"/>
-              <w:spacing w:after="40" w:before="20"/>
-            </w:pPr>
-          </w:p>
-        </w:tc>
-        <w:tc>
-          <w:tcPr>
-            <w:tcW w:w="1966" w:type="dxa"/>
-          </w:tcPr>
-          <w:p>
-            <w:pPr>
-              <w:pStyle w:val="Compact"/>
-              <w:spacing w:after="40" w:before="20"/>
-            </w:pPr>
-          </w:p>
-        </w:tc>
-        <w:tc>
-          <w:tcPr>
-            <w:tcW w:w="1608" w:type="dxa"/>
-          </w:tcPr>
-          <w:p>
-            <w:pPr>
-              <w:pStyle w:val="Compact"/>
-              <w:spacing w:after="40" w:before="20"/>
-            </w:pPr>
-          </w:p>
-        </w:tc>
-        <w:tc>
-          <w:tcPr>
-            <w:tcW w:w="2138" w:type="dxa"/>
+            <w:tcW w:type="dxa" w:w="1293"/>
+          </w:tcPr>
+          <w:p>
+            <w:pPr>
+              <w:pStyle w:val="Compact"/>
+              <w:spacing w:after="40" w:before="20"/>
+            </w:pPr>
+          </w:p>
+        </w:tc>
+        <w:tc>
+          <w:tcPr>
+            <w:tcW w:type="dxa" w:w="2324"/>
+          </w:tcPr>
+          <w:p>
+            <w:pPr>
+              <w:pStyle w:val="Compact"/>
+              <w:spacing w:after="40" w:before="20"/>
+            </w:pPr>
+          </w:p>
+        </w:tc>
+        <w:tc>
+          <w:tcPr>
+            <w:tcW w:type="dxa" w:w="2102"/>
+          </w:tcPr>
+          <w:p>
+            <w:pPr>
+              <w:pStyle w:val="Compact"/>
+              <w:spacing w:after="40" w:before="20"/>
+            </w:pPr>
+          </w:p>
+        </w:tc>
+        <w:tc>
+          <w:tcPr>
+            <w:tcW w:type="dxa" w:w="1455"/>
+          </w:tcPr>
+          <w:p>
+            <w:pPr>
+              <w:pStyle w:val="Compact"/>
+              <w:spacing w:after="40" w:before="20"/>
+            </w:pPr>
+          </w:p>
+        </w:tc>
+        <w:tc>
+          <w:tcPr>
+            <w:tcW w:type="dxa" w:w="2426"/>
           </w:tcPr>
           <w:p>
             <w:pPr>
@@ -5387,51 +5415,51 @@
       <w:tr>
         <w:tc>
           <w:tcPr>
-            <w:tcW w:w="1419" w:type="dxa"/>
-          </w:tcPr>
-          <w:p>
-            <w:pPr>
-              <w:pStyle w:val="Compact"/>
-              <w:spacing w:after="40" w:before="20"/>
-            </w:pPr>
-          </w:p>
-        </w:tc>
-        <w:tc>
-          <w:tcPr>
-            <w:tcW w:w="2467" w:type="dxa"/>
-          </w:tcPr>
-          <w:p>
-            <w:pPr>
-              <w:pStyle w:val="Compact"/>
-              <w:spacing w:after="40" w:before="20"/>
-            </w:pPr>
-          </w:p>
-        </w:tc>
-        <w:tc>
-          <w:tcPr>
-            <w:tcW w:w="1966" w:type="dxa"/>
-          </w:tcPr>
-          <w:p>
-            <w:pPr>
-              <w:pStyle w:val="Compact"/>
-              <w:spacing w:after="40" w:before="20"/>
-            </w:pPr>
-          </w:p>
-        </w:tc>
-        <w:tc>
-          <w:tcPr>
-            <w:tcW w:w="1608" w:type="dxa"/>
-          </w:tcPr>
-          <w:p>
-            <w:pPr>
-              <w:pStyle w:val="Compact"/>
-              <w:spacing w:after="40" w:before="20"/>
-            </w:pPr>
-          </w:p>
-        </w:tc>
-        <w:tc>
-          <w:tcPr>
-            <w:tcW w:w="2138" w:type="dxa"/>
+            <w:tcW w:type="dxa" w:w="1293"/>
+          </w:tcPr>
+          <w:p>
+            <w:pPr>
+              <w:pStyle w:val="Compact"/>
+              <w:spacing w:after="40" w:before="20"/>
+            </w:pPr>
+          </w:p>
+        </w:tc>
+        <w:tc>
+          <w:tcPr>
+            <w:tcW w:type="dxa" w:w="2324"/>
+          </w:tcPr>
+          <w:p>
+            <w:pPr>
+              <w:pStyle w:val="Compact"/>
+              <w:spacing w:after="40" w:before="20"/>
+            </w:pPr>
+          </w:p>
+        </w:tc>
+        <w:tc>
+          <w:tcPr>
+            <w:tcW w:type="dxa" w:w="2102"/>
+          </w:tcPr>
+          <w:p>
+            <w:pPr>
+              <w:pStyle w:val="Compact"/>
+              <w:spacing w:after="40" w:before="20"/>
+            </w:pPr>
+          </w:p>
+        </w:tc>
+        <w:tc>
+          <w:tcPr>
+            <w:tcW w:type="dxa" w:w="1455"/>
+          </w:tcPr>
+          <w:p>
+            <w:pPr>
+              <w:pStyle w:val="Compact"/>
+              <w:spacing w:after="40" w:before="20"/>
+            </w:pPr>
+          </w:p>
+        </w:tc>
+        <w:tc>
+          <w:tcPr>
+            <w:tcW w:type="dxa" w:w="2426"/>
           </w:tcPr>
           <w:p>
             <w:pPr>
@@ -5551,7 +5579,7 @@
     </w:p>
     <w:bookmarkEnd w:id="44"/>
     <w:sectPr>
-      <w:footerReference w:type="default" r:id="rId9"/>
+      <w:footerReference r:id="rId9" w:type="default"/>
       <w:pgMar w:bottom="1134" w:left="1247" w:right="1247" w:top="1134"/>
     </w:sectPr>
   </w:body>
@@ -6518,7 +6546,7 @@
       <w:color w:themeColor="accent1" w:themeShade="BF" w:val="365F91"/>
     </w:rPr>
   </w:style>
-  <w:style w:type="paragraph" w:customStyle="1" w:styleId="SourceCode">
+  <w:style w:customStyle="1" w:styleId="SourceCode" w:type="paragraph">
     <w:name w:val="Source Code"/>
     <w:basedOn w:val="Normal"/>
     <w:link w:val="VerbatimChar"/>
@@ -6526,7 +6554,7 @@
       <w:wordWrap w:val="off"/>
     </w:pPr>
   </w:style>
-  <w:style w:type="character" w:customStyle="1" w:styleId="KeywordTok">
+  <w:style w:customStyle="1" w:styleId="KeywordTok" w:type="character">
     <w:name w:val="KeywordTok"/>
     <w:basedOn w:val="VerbatimChar"/>
     <w:rPr>
@@ -6534,77 +6562,77 @@
       <w:b/>
     </w:rPr>
   </w:style>
-  <w:style w:type="character" w:customStyle="1" w:styleId="DataTypeTok">
+  <w:style w:customStyle="1" w:styleId="DataTypeTok" w:type="character">
     <w:name w:val="DataTypeTok"/>
     <w:basedOn w:val="VerbatimChar"/>
     <w:rPr>
       <w:color w:val="902000"/>
     </w:rPr>
   </w:style>
-  <w:style w:type="character" w:customStyle="1" w:styleId="DecValTok">
+  <w:style w:customStyle="1" w:styleId="DecValTok" w:type="character">
     <w:name w:val="DecValTok"/>
     <w:basedOn w:val="VerbatimChar"/>
     <w:rPr>
       <w:color w:val="40a070"/>
     </w:rPr>
   </w:style>
-  <w:style w:type="character" w:customStyle="1" w:styleId="BaseNTok">
+  <w:style w:customStyle="1" w:styleId="BaseNTok" w:type="character">
     <w:name w:val="BaseNTok"/>
     <w:basedOn w:val="VerbatimChar"/>
     <w:rPr>
       <w:color w:val="40a070"/>
     </w:rPr>
   </w:style>
-  <w:style w:type="character" w:customStyle="1" w:styleId="FloatTok">
+  <w:style w:customStyle="1" w:styleId="FloatTok" w:type="character">
     <w:name w:val="FloatTok"/>
     <w:basedOn w:val="VerbatimChar"/>
     <w:rPr>
       <w:color w:val="40a070"/>
     </w:rPr>
   </w:style>
-  <w:style w:type="character" w:customStyle="1" w:styleId="ConstantTok">
+  <w:style w:customStyle="1" w:styleId="ConstantTok" w:type="character">
     <w:name w:val="ConstantTok"/>
     <w:basedOn w:val="VerbatimChar"/>
     <w:rPr>
       <w:color w:val="880000"/>
     </w:rPr>
   </w:style>
-  <w:style w:type="character" w:customStyle="1" w:styleId="CharTok">
+  <w:style w:customStyle="1" w:styleId="CharTok" w:type="character">
     <w:name w:val="CharTok"/>
     <w:basedOn w:val="VerbatimChar"/>
     <w:rPr>
       <w:color w:val="4070a0"/>
     </w:rPr>
   </w:style>
-  <w:style w:type="character" w:customStyle="1" w:styleId="SpecialCharTok">
+  <w:style w:customStyle="1" w:styleId="SpecialCharTok" w:type="character">
     <w:name w:val="SpecialCharTok"/>
     <w:basedOn w:val="VerbatimChar"/>
     <w:rPr>
       <w:color w:val="4070a0"/>
     </w:rPr>
   </w:style>
-  <w:style w:type="character" w:customStyle="1" w:styleId="StringTok">
+  <w:style w:customStyle="1" w:styleId="StringTok" w:type="character">
     <w:name w:val="StringTok"/>
     <w:basedOn w:val="VerbatimChar"/>
     <w:rPr>
       <w:color w:val="4070a0"/>
     </w:rPr>
   </w:style>
-  <w:style w:type="character" w:customStyle="1" w:styleId="VerbatimStringTok">
+  <w:style w:customStyle="1" w:styleId="VerbatimStringTok" w:type="character">
     <w:name w:val="VerbatimStringTok"/>
     <w:basedOn w:val="VerbatimChar"/>
     <w:rPr>
       <w:color w:val="4070a0"/>
     </w:rPr>
   </w:style>
-  <w:style w:type="character" w:customStyle="1" w:styleId="SpecialStringTok">
+  <w:style w:customStyle="1" w:styleId="SpecialStringTok" w:type="character">
     <w:name w:val="SpecialStringTok"/>
     <w:basedOn w:val="VerbatimChar"/>
     <w:rPr>
       <w:color w:val="bb6688"/>
     </w:rPr>
   </w:style>
-  <w:style w:type="character" w:customStyle="1" w:styleId="ImportTok">
+  <w:style w:customStyle="1" w:styleId="ImportTok" w:type="character">
     <w:name w:val="ImportTok"/>
     <w:basedOn w:val="VerbatimChar"/>
     <w:rPr>
@@ -6612,7 +6640,7 @@
       <w:b/>
     </w:rPr>
   </w:style>
-  <w:style w:type="character" w:customStyle="1" w:styleId="CommentTok">
+  <w:style w:customStyle="1" w:styleId="CommentTok" w:type="character">
     <w:name w:val="CommentTok"/>
     <w:basedOn w:val="VerbatimChar"/>
     <w:rPr>
@@ -6620,7 +6648,7 @@
       <w:i/>
     </w:rPr>
   </w:style>
-  <w:style w:type="character" w:customStyle="1" w:styleId="DocumentationTok">
+  <w:style w:customStyle="1" w:styleId="DocumentationTok" w:type="character">
     <w:name w:val="DocumentationTok"/>
     <w:basedOn w:val="VerbatimChar"/>
     <w:rPr>
@@ -6628,7 +6656,7 @@
       <w:i/>
     </w:rPr>
   </w:style>
-  <w:style w:type="character" w:customStyle="1" w:styleId="AnnotationTok">
+  <w:style w:customStyle="1" w:styleId="AnnotationTok" w:type="character">
     <w:name w:val="AnnotationTok"/>
     <w:basedOn w:val="VerbatimChar"/>
     <w:rPr>
@@ -6637,7 +6665,7 @@
       <w:i/>
     </w:rPr>
   </w:style>
-  <w:style w:type="character" w:customStyle="1" w:styleId="CommentVarTok">
+  <w:style w:customStyle="1" w:styleId="CommentVarTok" w:type="character">
     <w:name w:val="CommentVarTok"/>
     <w:basedOn w:val="VerbatimChar"/>
     <w:rPr>
@@ -6646,28 +6674,28 @@
       <w:i/>
     </w:rPr>
   </w:style>
-  <w:style w:type="character" w:customStyle="1" w:styleId="OtherTok">
+  <w:style w:customStyle="1" w:styleId="OtherTok" w:type="character">
     <w:name w:val="OtherTok"/>
     <w:basedOn w:val="VerbatimChar"/>
     <w:rPr>
       <w:color w:val="007020"/>
     </w:rPr>
   </w:style>
-  <w:style w:type="character" w:customStyle="1" w:styleId="FunctionTok">
+  <w:style w:customStyle="1" w:styleId="FunctionTok" w:type="character">
     <w:name w:val="FunctionTok"/>
     <w:basedOn w:val="VerbatimChar"/>
     <w:rPr>
       <w:color w:val="06287e"/>
     </w:rPr>
   </w:style>
-  <w:style w:type="character" w:customStyle="1" w:styleId="VariableTok">
+  <w:style w:customStyle="1" w:styleId="VariableTok" w:type="character">
     <w:name w:val="VariableTok"/>
     <w:basedOn w:val="VerbatimChar"/>
     <w:rPr>
       <w:color w:val="19177c"/>
     </w:rPr>
   </w:style>
-  <w:style w:type="character" w:customStyle="1" w:styleId="ControlFlowTok">
+  <w:style w:customStyle="1" w:styleId="ControlFlowTok" w:type="character">
     <w:name w:val="ControlFlowTok"/>
     <w:basedOn w:val="VerbatimChar"/>
     <w:rPr>
@@ -6675,45 +6703,45 @@
       <w:b/>
     </w:rPr>
   </w:style>
-  <w:style w:type="character" w:customStyle="1" w:styleId="OperatorTok">
+  <w:style w:customStyle="1" w:styleId="OperatorTok" w:type="character">
     <w:name w:val="OperatorTok"/>
     <w:basedOn w:val="VerbatimChar"/>
     <w:rPr>
       <w:color w:val="666666"/>
     </w:rPr>
   </w:style>
-  <w:style w:type="character" w:customStyle="1" w:styleId="BuiltInTok">
+  <w:style w:customStyle="1" w:styleId="BuiltInTok" w:type="character">
     <w:name w:val="BuiltInTok"/>
     <w:basedOn w:val="VerbatimChar"/>
     <w:rPr>
       <w:color w:val="008000"/>
     </w:rPr>
   </w:style>
-  <w:style w:type="character" w:customStyle="1" w:styleId="ExtensionTok">
+  <w:style w:customStyle="1" w:styleId="ExtensionTok" w:type="character">
     <w:name w:val="ExtensionTok"/>
     <w:basedOn w:val="VerbatimChar"/>
     <w:rPr/>
   </w:style>
-  <w:style w:type="character" w:customStyle="1" w:styleId="PreprocessorTok">
+  <w:style w:customStyle="1" w:styleId="PreprocessorTok" w:type="character">
     <w:name w:val="PreprocessorTok"/>
     <w:basedOn w:val="VerbatimChar"/>
     <w:rPr>
       <w:color w:val="bc7a00"/>
     </w:rPr>
   </w:style>
-  <w:style w:type="character" w:customStyle="1" w:styleId="AttributeTok">
+  <w:style w:customStyle="1" w:styleId="AttributeTok" w:type="character">
     <w:name w:val="AttributeTok"/>
     <w:basedOn w:val="VerbatimChar"/>
     <w:rPr>
       <w:color w:val="7d9029"/>
     </w:rPr>
   </w:style>
-  <w:style w:type="character" w:customStyle="1" w:styleId="RegionMarkerTok">
+  <w:style w:customStyle="1" w:styleId="RegionMarkerTok" w:type="character">
     <w:name w:val="RegionMarkerTok"/>
     <w:basedOn w:val="VerbatimChar"/>
     <w:rPr/>
   </w:style>
-  <w:style w:type="character" w:customStyle="1" w:styleId="InformationTok">
+  <w:style w:customStyle="1" w:styleId="InformationTok" w:type="character">
     <w:name w:val="InformationTok"/>
     <w:basedOn w:val="VerbatimChar"/>
     <w:rPr>
@@ -6722,7 +6750,7 @@
       <w:i/>
     </w:rPr>
   </w:style>
-  <w:style w:type="character" w:customStyle="1" w:styleId="WarningTok">
+  <w:style w:customStyle="1" w:styleId="WarningTok" w:type="character">
     <w:name w:val="WarningTok"/>
     <w:basedOn w:val="VerbatimChar"/>
     <w:rPr>
@@ -6731,7 +6759,7 @@
       <w:i/>
     </w:rPr>
   </w:style>
-  <w:style w:type="character" w:customStyle="1" w:styleId="AlertTok">
+  <w:style w:customStyle="1" w:styleId="AlertTok" w:type="character">
     <w:name w:val="AlertTok"/>
     <w:basedOn w:val="VerbatimChar"/>
     <w:rPr>
@@ -6739,7 +6767,7 @@
       <w:b/>
     </w:rPr>
   </w:style>
-  <w:style w:type="character" w:customStyle="1" w:styleId="ErrorTok">
+  <w:style w:customStyle="1" w:styleId="ErrorTok" w:type="character">
     <w:name w:val="ErrorTok"/>
     <w:basedOn w:val="VerbatimChar"/>
     <w:rPr>
@@ -6747,7 +6775,7 @@
       <w:b/>
     </w:rPr>
   </w:style>
-  <w:style w:type="character" w:customStyle="1" w:styleId="NormalTok">
+  <w:style w:customStyle="1" w:styleId="NormalTok" w:type="character">
     <w:name w:val="NormalTok"/>
     <w:basedOn w:val="VerbatimChar"/>
     <w:rPr/>

--- a/education/en/03_Assessment_Kit.docx
+++ b/education/en/03_Assessment_Kit.docx
@@ -161,23 +161,7 @@
         <w:pStyle w:val="FirstParagraph"/>
       </w:pPr>
       <w:r>
-        <w:t xml:space="preserve">This kit gives instructors ready-to-adapt assignment briefs and rubrics for courses that use CyberRiskGuardian, and gives students the criteria their work will be judged on. It is based on the assessment design of</w:t>
-      </w:r>
-      <w:r>
-        <w:t xml:space="preserve"> </w:t>
-      </w:r>
-      <w:r>
-        <w:rPr>
-          <w:iCs/>
-          <w:i/>
-        </w:rPr>
-        <w:t xml:space="preserve">BTM 440 Information Systems Risks, Security and Audit</w:t>
-      </w:r>
-      <w:r>
-        <w:t xml:space="preserve"> </w:t>
-      </w:r>
-      <w:r>
-        <w:t xml:space="preserve">(Concordia University, Fall 2026), generalized so that any institution can use it.</w:t>
+        <w:t xml:space="preserve">This kit gives instructors ready-to-adapt assignment briefs and rubrics for courses that use CyberRiskGuardian, and gives students the criteria their work will be judged on. It is based on the assessment design of an undergraduate cybersecurity course, generalized so that any institution can use it.</w:t>
       </w:r>
     </w:p>
     <w:p>
@@ -5574,7 +5558,7 @@
           <w:iCs/>
           <w:i/>
         </w:rPr>
-        <w:t xml:space="preserve">© 2026 Marc-André Léger. Licensed under CC BY-NC 4.0. Adapted from the BTM 440 Student Assignment Guide (Concordia University, Fall 2026).</w:t>
+        <w:t xml:space="preserve">© 2026 Marc-André Léger. Licensed under CC BY-NC 4.0. Adapted from the author’s student assignment guide for an undergraduate cybersecurity course.</w:t>
       </w:r>
     </w:p>
     <w:bookmarkEnd w:id="44"/>
